--- a/_inbox/PDI/09-lideranca-mentoria-codereview/atividade-4/7-apresentacao/pdi-lideranca-mentoria-codereview-a4.docx
+++ b/_inbox/PDI/09-lideranca-mentoria-codereview/atividade-4/7-apresentacao/pdi-lideranca-mentoria-codereview-a4.docx
@@ -36,7 +36,7 @@
           <w:color w:val="6B7A8A"/>
           <w:sz w:val="24"/>
         </w:rPr>
-        <w:t>Documento Tecnico de PDI</w:t>
+        <w:t>Documento Técnico de PDI</w:t>
       </w:r>
     </w:p>
     <w:p>
@@ -56,7 +56,7 @@
           <w:color w:val="495560"/>
           <w:sz w:val="22"/>
         </w:rPr>
-        <w:t>Unidade: FV Marketing / V4 Company - Automacao &amp; Infraestrutura</w:t>
+        <w:t>Unidade: FV Marketing / V4 Company - Automação &amp; Infraestrutura</w:t>
         <w:br/>
       </w:r>
       <w:r>
@@ -72,7 +72,7 @@
           <w:color w:val="495560"/>
           <w:sz w:val="22"/>
         </w:rPr>
-        <w:t>Area: Automacao &amp; Infraestrutura</w:t>
+        <w:t>Área: Automação &amp; Infraestrutura</w:t>
         <w:br/>
       </w:r>
       <w:r>
@@ -102,12 +102,12 @@
     </w:p>
     <w:p>
       <w:r>
-        <w:t>Rituais existem no calendario e nao funcionam: planning sem meta, review sem stakeholder, retro sem dono. Reuniao sem facilitacao consome hora cara e devolve zero decisao.</w:t>
+        <w:t>Rituais existem no calendário e não funcionam: planning sem meta, review sem stakeholder, retro sem dono. Reunião sem facilitação consome hora cara e devolve zero decisão.</w:t>
       </w:r>
     </w:p>
     <w:p>
       <w:r>
-        <w:t>A retro decorativa e o sintoma mais caro: o time aprende que falar nao muda nada e para de falar.</w:t>
+        <w:t>A retro decorativa e o sintoma mais caro: o time aprende que falar não muda nada e para de falar.</w:t>
       </w:r>
     </w:p>
     <w:p>
@@ -118,12 +118,12 @@
         <w:rPr>
           <w:color w:val="8B1E1E"/>
         </w:rPr>
-        <w:t>2. Diagnostico</w:t>
+        <w:t>2. Diagnóstico</w:t>
       </w:r>
     </w:p>
     <w:p>
       <w:r>
-        <w:t>So 10% dos rituais geram ata com dono, 25% das acoes de retro sao concluidas, 40% das sprints batem a meta e sao 6h difusas por sprint. Causa raiz: ritual sem formato, sem timebox e sem definicao de pronto.</w:t>
+        <w:t>Só 10% dos rituais geram ata com dono, 25% das ações de retro são concluídas, 40% das sprints batem a meta e são 6h difusas por sprint. Causa raiz: ritual sem formato, sem timebox e sem definição de pronto.</w:t>
       </w:r>
     </w:p>
     <w:tbl>
@@ -187,7 +187,7 @@
           </w:tcPr>
           <w:p>
             <w:r>
-              <w:t>Acoes de retro concluidas</w:t>
+              <w:t>Ações de retro concluídas</w:t>
             </w:r>
           </w:p>
         </w:tc>
@@ -255,12 +255,12 @@
         <w:rPr>
           <w:color w:val="8B1E1E"/>
         </w:rPr>
-        <w:t>3. Solucao</w:t>
+        <w:t>3. Solução</w:t>
       </w:r>
     </w:p>
     <w:p>
       <w:r>
-        <w:t>Formato facilitado dos 3 rituais, roteiro de retro pronto, ata padrao em 24h e catalogo de 10 anti-patterns com correcao.</w:t>
+        <w:t>Formato facilitado dos 3 rituais, roteiro de retro pronto, ata padrão em 24h e catálogo de 10 anti-patterns com correção.</w:t>
       </w:r>
     </w:p>
     <w:p>
@@ -276,7 +276,7 @@
         <w:pStyle w:val="ListBullet"/>
       </w:pPr>
       <w:r>
-        <w:t>STD-02: 10 anti-patterns com correcao</w:t>
+        <w:t>STD-02: 10 anti-patterns com correção</w:t>
       </w:r>
     </w:p>
     <w:p>
@@ -292,7 +292,7 @@
         <w:pStyle w:val="ListBullet"/>
       </w:pPr>
       <w:r>
-        <w:t>TPL ata unica dos 3 rituais</w:t>
+        <w:t>TPL ata única dos 3 rituais</w:t>
       </w:r>
     </w:p>
     <w:p>
@@ -311,7 +311,7 @@
         <w:pStyle w:val="ListNumber"/>
       </w:pPr>
       <w:r>
-        <w:t>Planning: meta em 1 frase e itens com dono ate a capacidade real</w:t>
+        <w:t>Planning: meta em 1 frase e itens com dono até a capacidade real</w:t>
       </w:r>
     </w:p>
     <w:p>
@@ -319,7 +319,7 @@
         <w:pStyle w:val="ListNumber"/>
       </w:pPr>
       <w:r>
-        <w:t>Review: demo so do pronto, PO decide destino do feedback na hora</w:t>
+        <w:t>Review: demo só do pronto, PO decide destino do feedback na hora</w:t>
       </w:r>
     </w:p>
     <w:p>
@@ -327,7 +327,7 @@
         <w:pStyle w:val="ListNumber"/>
       </w:pPr>
       <w:r>
-        <w:t>Retro: coleta, votacao, causa raiz do top 2, maximo 3 acoes</w:t>
+        <w:t>Retro: coleta, votação, causa raiz do top 2, máximo 3 ações</w:t>
       </w:r>
     </w:p>
     <w:p>
@@ -335,7 +335,7 @@
         <w:pStyle w:val="ListNumber"/>
       </w:pPr>
       <w:r>
-        <w:t>Ata em 24h e cobranca na planning seguinte</w:t>
+        <w:t>Ata em 24h e cobrança na planning seguinte</w:t>
       </w:r>
     </w:p>
     <w:p>
@@ -343,7 +343,7 @@
         <w:pStyle w:val="ListNumber"/>
       </w:pPr>
       <w:r>
-        <w:t>Facilitacao revezada, lider como membro</w:t>
+        <w:t>Facilitação revezada, líder como membro</w:t>
       </w:r>
     </w:p>
     <w:p>
@@ -384,7 +384,7 @@
           </w:tcPr>
           <w:p>
             <w:r>
-              <w:t>Conteudo</w:t>
+              <w:t>Conteúdo</w:t>
             </w:r>
           </w:p>
         </w:tc>
@@ -472,7 +472,7 @@
           </w:tcPr>
           <w:p>
             <w:r>
-              <w:t>Ata unica</w:t>
+              <w:t>Ata única</w:t>
             </w:r>
           </w:p>
         </w:tc>
@@ -486,7 +486,7 @@
         <w:rPr>
           <w:color w:val="8B1E1E"/>
         </w:rPr>
-        <w:t>6. Metricas de sucesso</w:t>
+        <w:t>6. Métricas de sucesso</w:t>
       </w:r>
     </w:p>
     <w:tbl>
@@ -507,7 +507,7 @@
           </w:tcPr>
           <w:p>
             <w:r>
-              <w:t>Metrica</w:t>
+              <w:t>Métrica</w:t>
             </w:r>
           </w:p>
         </w:tc>
@@ -571,7 +571,7 @@
           </w:tcPr>
           <w:p>
             <w:r>
-              <w:t>Acoes concluidas</w:t>
+              <w:t>Ações concluídas</w:t>
             </w:r>
           </w:p>
         </w:tc>
@@ -663,7 +663,7 @@
     </w:tbl>
     <w:p>
       <w:r>
-        <w:t>Metas marcadas como (meta) por serem projetadas, nao medidas. Rodar ja na proxima sprint.</w:t>
+        <w:t>Metas marcadas como (meta) por serem projetadas, não medidas. Rodar já na próxima sprint.</w:t>
       </w:r>
     </w:p>
     <w:sectPr>
